--- a/az/scientists/CV/Word/Isayeva_Aygul_CV_AZ.docx
+++ b/az/scientists/CV/Word/Isayeva_Aygul_CV_AZ.docx
@@ -377,7 +377,7 @@
           <w:sz w:val="21"/>
           <w:szCs w:val="21"/>
         </w:rPr>
-        <w:t>Aygül İsayeva 2021-ci ilin yanvarından Tbilisidə SOCAR Energy Georgia-nın biznes kommunikasiyası və ictimaiyyətlə əlaqələr şöbəsində çalışır. 2018–2020-ci illərdə Gürcüstan azərbaycanlılarının inteqrasiya mərkəzinin icraçı direktoru, 2016–2020-ci illərdə Qafqaz Beynəlxalq Universitetində dosent olub. 2011–2013-cü illərdə Beynəlxalq Qara Dəniz Universitetində biznesin idarə edilməsi doktoru (CV bunu PhD də adlandırır) dərəcəsi alıb. 2006–2008-ci illərdə BI Norveç Biznes Məktəbində marketinq ixtisası ilə biznes və iqtisadiyyat üzrə magistr dərəcəsi alıb. 2002–2006-cı illərdə Xəzər Universitetində beynəlxalq iqtisadi münasibətlər üzrə fərqlənmə diplomu ilə bakalavr dərəcəsi alıb. 2023-cü ilin sentyabrından ADA Universitetində tədris və öyrənmə üzrə magistraturadadır. CV məzuniyyəti 2025-ci ilin mayına gözlənilən kimi göstərir.</w:t>
+        <w:t>Aygül İsayeva 2021-ci ilin yanvarından Tbilisidə SOCAR Energy Georgia-nın biznes kommunikasiyası və ictimaiyyətlə əlaqələr şöbəsində çalışır. 2018–2020-ci illərdə Gürcüstan azərbaycanlılarının inteqrasiya mərkəzinin icraçı direktoru, 2016–2020-ci illərdə Qafqaz Beynəlxalq Universitetində dosent olub. 2011–2013-cü illərdə Beynəlxalq Qara Dəniz Universitetində biznesin idarə edilməsi doktoru (PhD) dərəcəsi alıb. 2006–2008-ci illərdə BI Norveç Biznes Məktəbində marketinq ixtisası ilə biznes və iqtisadiyyat üzrə magistr dərəcəsi alıb. 2002–2006-cı illərdə Xəzər Universitetində beynəlxalq iqtisadi münasibətlər üzrə fərqlənmə diplomu ilə bakalavr dərəcəsi alıb. 2023-cü ilin sentyabrından ADA Universitetində tədris və öyrənmə üzrə magistraturadadır. Məzuniyyət 2025-ci ilin mayına gözlənilir.</w:t>
       </w:r>
     </w:p>
     <w:p>
@@ -744,7 +744,7 @@
                 <w:sz w:val="21"/>
                 <w:szCs w:val="21"/>
               </w:rPr>
-              <w:t>Biznesin idarə edilməsi və marketinq. CV bu dərəcəni PhD də adlandırır</w:t>
+              <w:t>Biznesin idarə edilməsi və marketinq. Bu dərəcəni PhD də adlandırır</w:t>
             </w:r>
           </w:p>
         </w:tc>
